--- a/web/backend/reports/SECURITY_REPORT.docx
+++ b/web/backend/reports/SECURITY_REPORT.docx
@@ -9,12 +9,12 @@
       </w:pPr>
       <w:r>
         <w:rPr>
-          <w:rFonts w:ascii="Calibri" w:hAnsi="Calibri"/>
+          <w:rFonts w:ascii="Calibri" w:hAnsi="Calibri" w:eastAsia="宋体" w:cs="Calibri"/>
           <w:b/>
           <w:color w:val="1E293B"/>
           <w:sz w:val="44"/>
         </w:rPr>
-        <w:t>安全审计报告 — config.h</w:t>
+        <w:t>安全审计报告 — network.c</w:t>
       </w:r>
     </w:p>
     <w:p>
@@ -23,7 +23,7 @@
       </w:pPr>
       <w:r>
         <w:rPr>
-          <w:rFonts w:ascii="Calibri" w:hAnsi="Calibri"/>
+          <w:rFonts w:ascii="Calibri" w:hAnsi="Calibri" w:eastAsia="宋体" w:cs="Calibri"/>
           <w:b w:val="0"/>
           <w:color w:val="B4B4B4"/>
           <w:sz w:val="16"/>
@@ -33,34 +33,19 @@
     </w:p>
     <w:p>
       <w:pPr>
-        <w:spacing w:before="120" w:after="80"/>
+        <w:spacing w:after="120"/>
       </w:pPr>
       <w:r>
         <w:rPr>
-          <w:rFonts w:ascii="Calibri" w:hAnsi="Calibri"/>
-          <w:b/>
-          <w:color w:val="1E293B"/>
-          <w:sz w:val="32"/>
-        </w:rPr>
-        <w:t>1. 审计概述</w:t>
-      </w:r>
-    </w:p>
-    <w:p>
-      <w:pPr>
-        <w:spacing w:after="60"/>
-        <w:ind w:left="567"/>
-      </w:pPr>
-      <w:r>
-        <w:rPr>
-          <w:rFonts w:ascii="Calibri" w:hAnsi="Calibri"/>
+          <w:rFonts w:ascii="Calibri" w:hAnsi="Calibri" w:eastAsia="宋体" w:cs="Calibri"/>
           <w:b/>
           <w:sz w:val="22"/>
         </w:rPr>
-        <w:t>审计文件</w:t>
+        <w:t>目标文件</w:t>
       </w:r>
       <w:r>
         <w:rPr>
-          <w:rFonts w:ascii="Calibri" w:hAnsi="Calibri"/>
+          <w:rFonts w:ascii="Calibri" w:hAnsi="Calibri" w:eastAsia="宋体" w:cs="Calibri"/>
           <w:b w:val="0"/>
           <w:sz w:val="22"/>
         </w:rPr>
@@ -68,29 +53,28 @@
       </w:r>
       <w:r>
         <w:rPr>
-          <w:rFonts w:ascii="Consolas" w:hAnsi="Consolas"/>
+          <w:rFonts w:ascii="Consolas" w:hAnsi="Consolas" w:eastAsia="宋体" w:cs="Consolas"/>
           <w:b w:val="0"/>
           <w:sz w:val="19"/>
         </w:rPr>
-        <w:t>config.h</w:t>
+        <w:t>network.c</w:t>
       </w:r>
       <w:r>
         <w:rPr>
-          <w:rFonts w:ascii="Calibri" w:hAnsi="Calibri"/>
+          <w:rFonts w:ascii="Calibri" w:hAnsi="Calibri" w:eastAsia="宋体" w:cs="Calibri"/>
           <w:b w:val="0"/>
           <w:sz w:val="22"/>
         </w:rPr>
-        <w:t>（全局配置头文件）</w:t>
+        <w:t>（网络工具模块）</w:t>
       </w:r>
     </w:p>
     <w:p>
       <w:pPr>
-        <w:spacing w:after="60"/>
-        <w:ind w:left="567"/>
+        <w:spacing w:after="120"/>
       </w:pPr>
       <w:r>
         <w:rPr>
-          <w:rFonts w:ascii="Calibri" w:hAnsi="Calibri"/>
+          <w:rFonts w:ascii="Calibri" w:hAnsi="Calibri" w:eastAsia="宋体" w:cs="Calibri"/>
           <w:b/>
           <w:sz w:val="22"/>
         </w:rPr>
@@ -98,45 +82,28 @@
       </w:r>
       <w:r>
         <w:rPr>
-          <w:rFonts w:ascii="Calibri" w:hAnsi="Calibri"/>
+          <w:rFonts w:ascii="Calibri" w:hAnsi="Calibri" w:eastAsia="宋体" w:cs="Calibri"/>
           <w:b w:val="0"/>
           <w:sz w:val="22"/>
         </w:rPr>
-        <w:t xml:space="preserve">: </w:t>
-      </w:r>
-      <w:r>
-        <w:rPr>
-          <w:rFonts w:ascii="Consolas" w:hAnsi="Consolas"/>
-          <w:b w:val="0"/>
-          <w:sz w:val="19"/>
-        </w:rPr>
-        <w:t>insecure_defaults</w:t>
-      </w:r>
-      <w:r>
-        <w:rPr>
-          <w:rFonts w:ascii="Calibri" w:hAnsi="Calibri"/>
-          <w:b w:val="0"/>
-          <w:sz w:val="22"/>
-        </w:rPr>
-        <w:t>（配置与凭据安全扫描）</w:t>
+        <w:t>: c_review（内存安全）+ insecure_defaults（配置安全）</w:t>
       </w:r>
     </w:p>
     <w:p>
       <w:pPr>
-        <w:spacing w:after="60"/>
-        <w:ind w:left="567"/>
+        <w:spacing w:after="120"/>
       </w:pPr>
       <w:r>
         <w:rPr>
-          <w:rFonts w:ascii="Calibri" w:hAnsi="Calibri"/>
+          <w:rFonts w:ascii="Calibri" w:hAnsi="Calibri" w:eastAsia="宋体" w:cs="Calibri"/>
           <w:b/>
           <w:sz w:val="22"/>
         </w:rPr>
-        <w:t>审计日期</w:t>
+        <w:t>审计时间</w:t>
       </w:r>
       <w:r>
         <w:rPr>
-          <w:rFonts w:ascii="Calibri" w:hAnsi="Calibri"/>
+          <w:rFonts w:ascii="Calibri" w:hAnsi="Calibri" w:eastAsia="宋体" w:cs="Calibri"/>
           <w:b w:val="0"/>
           <w:sz w:val="22"/>
         </w:rPr>
@@ -145,24 +112,16 @@
     </w:p>
     <w:p>
       <w:pPr>
-        <w:spacing w:after="60"/>
-        <w:ind w:left="567"/>
+        <w:spacing w:before="160" w:after="160"/>
       </w:pPr>
       <w:r>
         <w:rPr>
-          <w:rFonts w:ascii="Calibri" w:hAnsi="Calibri"/>
-          <w:b/>
-          <w:sz w:val="22"/>
+          <w:rFonts w:ascii="Calibri" w:hAnsi="Calibri" w:eastAsia="宋体" w:cs="Calibri"/>
+          <w:b w:val="0"/>
+          <w:color w:val="C8C8C8"/>
+          <w:sz w:val="16"/>
         </w:rPr>
-        <w:t>发现漏洞总数</w:t>
-      </w:r>
-      <w:r>
-        <w:rPr>
-          <w:rFonts w:ascii="Calibri" w:hAnsi="Calibri"/>
-          <w:b w:val="0"/>
-          <w:sz w:val="22"/>
-        </w:rPr>
-        <w:t>: 2（1 HIGH, 1 MEDIUM）</w:t>
+        <w:t>────────────────────────────────────────────────────────────</w:t>
       </w:r>
     </w:p>
     <w:p>
@@ -171,12 +130,12 @@
       </w:pPr>
       <w:r>
         <w:rPr>
-          <w:rFonts w:ascii="Calibri" w:hAnsi="Calibri"/>
+          <w:rFonts w:ascii="Calibri" w:hAnsi="Calibri" w:eastAsia="宋体" w:cs="Calibri"/>
           <w:b/>
           <w:color w:val="1E293B"/>
           <w:sz w:val="32"/>
         </w:rPr>
-        <w:t>2. 严重性分布</w:t>
+        <w:t>一、审计统计</w:t>
       </w:r>
     </w:p>
     <w:tbl>
@@ -187,21 +146,20 @@
         <w:tblLook w:firstColumn="1" w:firstRow="1" w:lastColumn="0" w:lastRow="0" w:noHBand="0" w:noVBand="1" w:val="04A0"/>
       </w:tblPr>
       <w:tblGrid>
-        <w:gridCol w:w="3024"/>
-        <w:gridCol w:w="3024"/>
-        <w:gridCol w:w="3024"/>
+        <w:gridCol w:w="4536"/>
+        <w:gridCol w:w="4536"/>
       </w:tblGrid>
       <w:tr>
         <w:tc>
           <w:tcPr>
-            <w:tcW w:type="dxa" w:w="3024"/>
+            <w:tcW w:type="dxa" w:w="4536"/>
             <w:shd w:fill="4472C4" w:val="clear"/>
           </w:tcPr>
           <w:p>
             <w:r/>
             <w:r>
               <w:rPr>
-                <w:rFonts w:ascii="Calibri" w:hAnsi="Calibri"/>
+                <w:rFonts w:ascii="Calibri" w:hAnsi="Calibri" w:eastAsia="宋体" w:cs="Calibri"/>
                 <w:b/>
                 <w:color w:val="FFFFFF"/>
                 <w:sz w:val="20"/>
@@ -212,14 +170,14 @@
         </w:tc>
         <w:tc>
           <w:tcPr>
-            <w:tcW w:type="dxa" w:w="3024"/>
+            <w:tcW w:type="dxa" w:w="4536"/>
             <w:shd w:fill="4472C4" w:val="clear"/>
           </w:tcPr>
           <w:p>
             <w:r/>
             <w:r>
               <w:rPr>
-                <w:rFonts w:ascii="Calibri" w:hAnsi="Calibri"/>
+                <w:rFonts w:ascii="Calibri" w:hAnsi="Calibri" w:eastAsia="宋体" w:cs="Calibri"/>
                 <w:b/>
                 <w:color w:val="FFFFFF"/>
                 <w:sz w:val="20"/>
@@ -228,21 +186,35 @@
             </w:r>
           </w:p>
         </w:tc>
+      </w:tr>
+      <w:tr>
         <w:tc>
           <w:tcPr>
-            <w:tcW w:type="dxa" w:w="3024"/>
-            <w:shd w:fill="4472C4" w:val="clear"/>
+            <w:tcW w:type="dxa" w:w="4536"/>
           </w:tcPr>
           <w:p>
             <w:r/>
             <w:r>
               <w:rPr>
-                <w:rFonts w:ascii="Calibri" w:hAnsi="Calibri"/>
-                <w:b/>
-                <w:color w:val="FFFFFF"/>
+                <w:rFonts w:ascii="Calibri" w:hAnsi="Calibri" w:eastAsia="宋体" w:cs="Calibri"/>
                 <w:sz w:val="20"/>
               </w:rPr>
-              <w:t>CWE</w:t>
+              <w:t>🔴 HIGH</w:t>
+            </w:r>
+          </w:p>
+        </w:tc>
+        <w:tc>
+          <w:tcPr>
+            <w:tcW w:type="dxa" w:w="4536"/>
+          </w:tcPr>
+          <w:p>
+            <w:r/>
+            <w:r>
+              <w:rPr>
+                <w:rFonts w:ascii="Calibri" w:hAnsi="Calibri" w:eastAsia="宋体" w:cs="Calibri"/>
+                <w:sz w:val="20"/>
+              </w:rPr>
+              <w:t>4</w:t>
             </w:r>
           </w:p>
         </w:tc>
@@ -250,46 +222,33 @@
       <w:tr>
         <w:tc>
           <w:tcPr>
-            <w:tcW w:type="dxa" w:w="3024"/>
+            <w:tcW w:type="dxa" w:w="4536"/>
+            <w:shd w:fill="F2F6FC" w:val="clear"/>
           </w:tcPr>
           <w:p>
             <w:r/>
             <w:r>
               <w:rPr>
-                <w:rFonts w:ascii="Calibri" w:hAnsi="Calibri"/>
+                <w:rFonts w:ascii="Calibri" w:hAnsi="Calibri" w:eastAsia="宋体" w:cs="Calibri"/>
                 <w:sz w:val="20"/>
               </w:rPr>
-              <w:t>HIGH</w:t>
+              <w:t>🟠 MEDIUM</w:t>
             </w:r>
           </w:p>
         </w:tc>
         <w:tc>
           <w:tcPr>
-            <w:tcW w:type="dxa" w:w="3024"/>
+            <w:tcW w:type="dxa" w:w="4536"/>
+            <w:shd w:fill="F2F6FC" w:val="clear"/>
           </w:tcPr>
           <w:p>
             <w:r/>
             <w:r>
               <w:rPr>
-                <w:rFonts w:ascii="Calibri" w:hAnsi="Calibri"/>
+                <w:rFonts w:ascii="Calibri" w:hAnsi="Calibri" w:eastAsia="宋体" w:cs="Calibri"/>
                 <w:sz w:val="20"/>
               </w:rPr>
-              <w:t>1</w:t>
-            </w:r>
-          </w:p>
-        </w:tc>
-        <w:tc>
-          <w:tcPr>
-            <w:tcW w:type="dxa" w:w="3024"/>
-          </w:tcPr>
-          <w:p>
-            <w:r/>
-            <w:r>
-              <w:rPr>
-                <w:rFonts w:ascii="Calibri" w:hAnsi="Calibri"/>
-                <w:sz w:val="20"/>
-              </w:rPr>
-              <w:t>CWE-798</w:t>
+              <w:t>2</w:t>
             </w:r>
           </w:p>
         </w:tc>
@@ -297,49 +256,65 @@
       <w:tr>
         <w:tc>
           <w:tcPr>
-            <w:tcW w:type="dxa" w:w="3024"/>
+            <w:tcW w:type="dxa" w:w="4536"/>
+          </w:tcPr>
+          <w:p>
+            <w:r/>
+            <w:r>
+              <w:rPr>
+                <w:rFonts w:ascii="Calibri" w:hAnsi="Calibri" w:eastAsia="宋体" w:cs="Calibri"/>
+                <w:sz w:val="20"/>
+              </w:rPr>
+              <w:t>🟡 LOW</w:t>
+            </w:r>
+          </w:p>
+        </w:tc>
+        <w:tc>
+          <w:tcPr>
+            <w:tcW w:type="dxa" w:w="4536"/>
+          </w:tcPr>
+          <w:p>
+            <w:r/>
+            <w:r>
+              <w:rPr>
+                <w:rFonts w:ascii="Calibri" w:hAnsi="Calibri" w:eastAsia="宋体" w:cs="Calibri"/>
+                <w:sz w:val="20"/>
+              </w:rPr>
+              <w:t>1</w:t>
+            </w:r>
+          </w:p>
+        </w:tc>
+      </w:tr>
+      <w:tr>
+        <w:tc>
+          <w:tcPr>
+            <w:tcW w:type="dxa" w:w="4536"/>
             <w:shd w:fill="F2F6FC" w:val="clear"/>
           </w:tcPr>
           <w:p>
             <w:r/>
             <w:r>
               <w:rPr>
-                <w:rFonts w:ascii="Calibri" w:hAnsi="Calibri"/>
+                <w:rFonts w:ascii="Calibri" w:hAnsi="Calibri" w:eastAsia="宋体" w:cs="Calibri"/>
                 <w:sz w:val="20"/>
               </w:rPr>
-              <w:t>MEDIUM</w:t>
+              <w:t>**总计**</w:t>
             </w:r>
           </w:p>
         </w:tc>
         <w:tc>
           <w:tcPr>
-            <w:tcW w:type="dxa" w:w="3024"/>
+            <w:tcW w:type="dxa" w:w="4536"/>
             <w:shd w:fill="F2F6FC" w:val="clear"/>
           </w:tcPr>
           <w:p>
             <w:r/>
             <w:r>
               <w:rPr>
-                <w:rFonts w:ascii="Calibri" w:hAnsi="Calibri"/>
+                <w:rFonts w:ascii="Calibri" w:hAnsi="Calibri" w:eastAsia="宋体" w:cs="Calibri"/>
                 <w:sz w:val="20"/>
               </w:rPr>
-              <w:t>1</w:t>
-            </w:r>
-          </w:p>
-        </w:tc>
-        <w:tc>
-          <w:tcPr>
-            <w:tcW w:type="dxa" w:w="3024"/>
-            <w:shd w:fill="F2F6FC" w:val="clear"/>
-          </w:tcPr>
-          <w:p>
-            <w:r/>
-            <w:r>
-              <w:rPr>
-                <w:rFonts w:ascii="Calibri" w:hAnsi="Calibri"/>
-                <w:sz w:val="20"/>
-              </w:rPr>
-              <w:t>CWE-215</w:t>
+              <w:t>**7**</w:t>
             </w:r>
           </w:p>
         </w:tc>
@@ -348,16 +323,37 @@
     <w:p/>
     <w:p>
       <w:pPr>
-        <w:spacing w:before="120" w:after="80"/>
+        <w:spacing w:after="120"/>
       </w:pPr>
       <w:r>
         <w:rPr>
-          <w:rFonts w:ascii="Calibri" w:hAnsi="Calibri"/>
-          <w:b/>
-          <w:color w:val="1E293B"/>
-          <w:sz w:val="32"/>
+          <w:rFonts w:ascii="Consolas" w:hAnsi="Consolas" w:eastAsia="宋体" w:cs="Consolas"/>
+          <w:b w:val="0"/>
+          <w:sz w:val="19"/>
         </w:rPr>
-        <w:t>3. 漏洞详情</w:t>
+        <w:t>insecure_defaults</w:t>
+      </w:r>
+      <w:r>
+        <w:rPr>
+          <w:rFonts w:ascii="Calibri" w:hAnsi="Calibri" w:eastAsia="宋体" w:cs="Calibri"/>
+          <w:b w:val="0"/>
+          <w:sz w:val="22"/>
+        </w:rPr>
+        <w:t xml:space="preserve"> 未发现配置类问题（无硬编码凭据、调试模式等）。</w:t>
+      </w:r>
+    </w:p>
+    <w:p>
+      <w:pPr>
+        <w:spacing w:before="160" w:after="160"/>
+      </w:pPr>
+      <w:r>
+        <w:rPr>
+          <w:rFonts w:ascii="Calibri" w:hAnsi="Calibri" w:eastAsia="宋体" w:cs="Calibri"/>
+          <w:b w:val="0"/>
+          <w:color w:val="C8C8C8"/>
+          <w:sz w:val="16"/>
+        </w:rPr>
+        <w:t>────────────────────────────────────────────────────────────</w:t>
       </w:r>
     </w:p>
     <w:p>
@@ -366,12 +362,74 @@
       </w:pPr>
       <w:r>
         <w:rPr>
-          <w:rFonts w:ascii="Calibri" w:hAnsi="Calibri"/>
+          <w:rFonts w:ascii="Calibri" w:hAnsi="Calibri" w:eastAsia="宋体" w:cs="Calibri"/>
+          <w:b/>
+          <w:color w:val="1E293B"/>
+          <w:sz w:val="32"/>
+        </w:rPr>
+        <w:t>二、漏洞列表</w:t>
+      </w:r>
+    </w:p>
+    <w:p>
+      <w:pPr>
+        <w:spacing w:before="120" w:after="80"/>
+      </w:pPr>
+      <w:r>
+        <w:rPr>
+          <w:rFonts w:ascii="Calibri" w:hAnsi="Calibri" w:eastAsia="宋体" w:cs="Calibri"/>
           <w:b/>
           <w:color w:val="334155"/>
           <w:sz w:val="26"/>
         </w:rPr>
-        <w:t>3.1 🔴 HIGH — CWE-798 硬编码凭据</w:t>
+        <w:t>🔴 HIGH — CWE-120 缓冲区溢出（栈溢出）</w:t>
+      </w:r>
+    </w:p>
+    <w:p>
+      <w:pPr>
+        <w:spacing w:after="120"/>
+      </w:pPr>
+      <w:r>
+        <w:rPr>
+          <w:rFonts w:ascii="Calibri" w:hAnsi="Calibri" w:eastAsia="宋体" w:cs="Calibri"/>
+          <w:b/>
+          <w:sz w:val="22"/>
+        </w:rPr>
+        <w:t>位置</w:t>
+      </w:r>
+      <w:r>
+        <w:rPr>
+          <w:rFonts w:ascii="Calibri" w:hAnsi="Calibri" w:eastAsia="宋体" w:cs="Calibri"/>
+          <w:b w:val="0"/>
+          <w:sz w:val="22"/>
+        </w:rPr>
+        <w:t xml:space="preserve">: </w:t>
+      </w:r>
+      <w:r>
+        <w:rPr>
+          <w:rFonts w:ascii="Consolas" w:hAnsi="Consolas" w:eastAsia="宋体" w:cs="Consolas"/>
+          <w:b w:val="0"/>
+          <w:sz w:val="19"/>
+        </w:rPr>
+        <w:t>network.c:33-34</w:t>
+      </w:r>
+    </w:p>
+    <w:p>
+      <w:pPr>
+        <w:spacing w:before="120" w:after="120"/>
+        <w:ind w:left="283"/>
+      </w:pPr>
+      <w:r>
+        <w:rPr>
+          <w:rFonts w:ascii="Consolas" w:hAnsi="Consolas" w:eastAsia="宋体" w:cs="Consolas"/>
+          <w:b w:val="0"/>
+          <w:color w:val="323232"/>
+          <w:sz w:val="18"/>
+        </w:rPr>
+        <w:t>char url[256];</w:t>
+        <w:br/>
+        <w:t>strcpy(url, base);   // line 33</w:t>
+        <w:br/>
+        <w:t>strcat(url, path);   // line 34</w:t>
       </w:r>
     </w:p>
     <w:p>
@@ -381,15 +439,15 @@
       </w:pPr>
       <w:r>
         <w:rPr>
-          <w:rFonts w:ascii="Calibri" w:hAnsi="Calibri"/>
+          <w:rFonts w:ascii="Calibri" w:hAnsi="Calibri" w:eastAsia="宋体" w:cs="Calibri"/>
           <w:b/>
           <w:sz w:val="22"/>
         </w:rPr>
-        <w:t>位置</w:t>
+        <w:t>描述</w:t>
       </w:r>
       <w:r>
         <w:rPr>
-          <w:rFonts w:ascii="Calibri" w:hAnsi="Calibri"/>
+          <w:rFonts w:ascii="Calibri" w:hAnsi="Calibri" w:eastAsia="宋体" w:cs="Calibri"/>
           <w:b w:val="0"/>
           <w:sz w:val="22"/>
         </w:rPr>
@@ -397,11 +455,51 @@
       </w:r>
       <w:r>
         <w:rPr>
-          <w:rFonts w:ascii="Consolas" w:hAnsi="Consolas"/>
+          <w:rFonts w:ascii="Consolas" w:hAnsi="Consolas" w:eastAsia="宋体" w:cs="Consolas"/>
           <w:b w:val="0"/>
           <w:sz w:val="19"/>
         </w:rPr>
-        <w:t>config.h:30</w:t>
+        <w:t>strcpy</w:t>
+      </w:r>
+      <w:r>
+        <w:rPr>
+          <w:rFonts w:ascii="Calibri" w:hAnsi="Calibri" w:eastAsia="宋体" w:cs="Calibri"/>
+          <w:b w:val="0"/>
+          <w:sz w:val="22"/>
+        </w:rPr>
+        <w:t>/</w:t>
+      </w:r>
+      <w:r>
+        <w:rPr>
+          <w:rFonts w:ascii="Consolas" w:hAnsi="Consolas" w:eastAsia="宋体" w:cs="Consolas"/>
+          <w:b w:val="0"/>
+          <w:sz w:val="19"/>
+        </w:rPr>
+        <w:t>strcat</w:t>
+      </w:r>
+      <w:r>
+        <w:rPr>
+          <w:rFonts w:ascii="Calibri" w:hAnsi="Calibri" w:eastAsia="宋体" w:cs="Calibri"/>
+          <w:b w:val="0"/>
+          <w:sz w:val="22"/>
+        </w:rPr>
+        <w:t xml:space="preserve"> 均不检查目标缓冲区边界。若 </w:t>
+      </w:r>
+      <w:r>
+        <w:rPr>
+          <w:rFonts w:ascii="Consolas" w:hAnsi="Consolas" w:eastAsia="宋体" w:cs="Consolas"/>
+          <w:b w:val="0"/>
+          <w:sz w:val="19"/>
+        </w:rPr>
+        <w:t>base + path</w:t>
+      </w:r>
+      <w:r>
+        <w:rPr>
+          <w:rFonts w:ascii="Calibri" w:hAnsi="Calibri" w:eastAsia="宋体" w:cs="Calibri"/>
+          <w:b w:val="0"/>
+          <w:sz w:val="22"/>
+        </w:rPr>
+        <w:t xml:space="preserve"> 总长度超过 256 字节，将覆盖栈上相邻变量甚至返回地址。</w:t>
       </w:r>
     </w:p>
     <w:p>
@@ -411,19 +509,19 @@
       </w:pPr>
       <w:r>
         <w:rPr>
-          <w:rFonts w:ascii="Calibri" w:hAnsi="Calibri"/>
+          <w:rFonts w:ascii="Calibri" w:hAnsi="Calibri" w:eastAsia="宋体" w:cs="Calibri"/>
           <w:b/>
           <w:sz w:val="22"/>
         </w:rPr>
-        <w:t>CVSS</w:t>
+        <w:t>攻击场景</w:t>
       </w:r>
       <w:r>
         <w:rPr>
-          <w:rFonts w:ascii="Calibri" w:hAnsi="Calibri"/>
+          <w:rFonts w:ascii="Calibri" w:hAnsi="Calibri" w:eastAsia="宋体" w:cs="Calibri"/>
           <w:b w:val="0"/>
           <w:sz w:val="22"/>
         </w:rPr>
-        <w:t>: 7.5</w:t>
+        <w:t>: 攻击者传入超长 URL 路径，可触发栈溢出，覆盖返回地址实现任意代码执行。</w:t>
       </w:r>
     </w:p>
     <w:p>
@@ -433,19 +531,35 @@
       </w:pPr>
       <w:r>
         <w:rPr>
-          <w:rFonts w:ascii="Calibri" w:hAnsi="Calibri"/>
+          <w:rFonts w:ascii="Calibri" w:hAnsi="Calibri" w:eastAsia="宋体" w:cs="Calibri"/>
           <w:b/>
           <w:sz w:val="22"/>
         </w:rPr>
-        <w:t>描述</w:t>
+        <w:t>修复</w:t>
       </w:r>
       <w:r>
         <w:rPr>
-          <w:rFonts w:ascii="Calibri" w:hAnsi="Calibri"/>
+          <w:rFonts w:ascii="Calibri" w:hAnsi="Calibri" w:eastAsia="宋体" w:cs="Calibri"/>
           <w:b w:val="0"/>
           <w:sz w:val="22"/>
         </w:rPr>
-        <w:t>: 数据库连接字符串中硬编码了生产环境凭据：</w:t>
+        <w:t xml:space="preserve">: 使用 </w:t>
+      </w:r>
+      <w:r>
+        <w:rPr>
+          <w:rFonts w:ascii="Consolas" w:hAnsi="Consolas" w:eastAsia="宋体" w:cs="Consolas"/>
+          <w:b w:val="0"/>
+          <w:sz w:val="19"/>
+        </w:rPr>
+        <w:t>snprintf</w:t>
+      </w:r>
+      <w:r>
+        <w:rPr>
+          <w:rFonts w:ascii="Calibri" w:hAnsi="Calibri" w:eastAsia="宋体" w:cs="Calibri"/>
+          <w:b w:val="0"/>
+          <w:sz w:val="22"/>
+        </w:rPr>
+        <w:t xml:space="preserve"> 限制写入长度：</w:t>
       </w:r>
     </w:p>
     <w:p>
@@ -455,12 +569,76 @@
       </w:pPr>
       <w:r>
         <w:rPr>
-          <w:rFonts w:ascii="Consolas" w:hAnsi="Consolas"/>
+          <w:rFonts w:ascii="Consolas" w:hAnsi="Consolas" w:eastAsia="宋体" w:cs="Consolas"/>
           <w:b w:val="0"/>
           <w:color w:val="323232"/>
           <w:sz w:val="18"/>
         </w:rPr>
-        <w:t xml:space="preserve">  #define DB_CONNECTION_STRING "Server=prod-db.internal:5432;Database=app;User Id=admin;Password=SecretPass123;"</w:t>
+        <w:t>char url[256];</w:t>
+        <w:br/>
+        <w:t>snprintf(url, sizeof(url), "%s%s", base, path);</w:t>
+      </w:r>
+    </w:p>
+    <w:p>
+      <w:pPr>
+        <w:spacing w:before="120" w:after="80"/>
+      </w:pPr>
+      <w:r>
+        <w:rPr>
+          <w:rFonts w:ascii="Calibri" w:hAnsi="Calibri" w:eastAsia="宋体" w:cs="Calibri"/>
+          <w:b/>
+          <w:color w:val="334155"/>
+          <w:sz w:val="26"/>
+        </w:rPr>
+        <w:t>🔴 HIGH — CWE-120 缓冲区溢出（堆溢出）</w:t>
+      </w:r>
+    </w:p>
+    <w:p>
+      <w:pPr>
+        <w:spacing w:after="120"/>
+      </w:pPr>
+      <w:r>
+        <w:rPr>
+          <w:rFonts w:ascii="Calibri" w:hAnsi="Calibri" w:eastAsia="宋体" w:cs="Calibri"/>
+          <w:b/>
+          <w:sz w:val="22"/>
+        </w:rPr>
+        <w:t>位置</w:t>
+      </w:r>
+      <w:r>
+        <w:rPr>
+          <w:rFonts w:ascii="Calibri" w:hAnsi="Calibri" w:eastAsia="宋体" w:cs="Calibri"/>
+          <w:b w:val="0"/>
+          <w:sz w:val="22"/>
+        </w:rPr>
+        <w:t xml:space="preserve">: </w:t>
+      </w:r>
+      <w:r>
+        <w:rPr>
+          <w:rFonts w:ascii="Consolas" w:hAnsi="Consolas" w:eastAsia="宋体" w:cs="Consolas"/>
+          <w:b w:val="0"/>
+          <w:sz w:val="19"/>
+        </w:rPr>
+        <w:t>network.c:47</w:t>
+      </w:r>
+    </w:p>
+    <w:p>
+      <w:pPr>
+        <w:spacing w:before="120" w:after="120"/>
+        <w:ind w:left="283"/>
+      </w:pPr>
+      <w:r>
+        <w:rPr>
+          <w:rFonts w:ascii="Consolas" w:hAnsi="Consolas" w:eastAsia="宋体" w:cs="Consolas"/>
+          <w:b w:val="0"/>
+          <w:color w:val="323232"/>
+          <w:sz w:val="18"/>
+        </w:rPr>
+        <w:t>char *buf = (char *)allocate_buffer(len, 1);</w:t>
+        <w:br/>
+        <w:t>if (buf) {</w:t>
+        <w:br/>
+        <w:t xml:space="preserve">    memcpy(buf, data, len);   // line 47</w:t>
       </w:r>
     </w:p>
     <w:p>
@@ -470,19 +648,51 @@
       </w:pPr>
       <w:r>
         <w:rPr>
-          <w:rFonts w:ascii="Calibri" w:hAnsi="Calibri"/>
+          <w:rFonts w:ascii="Calibri" w:hAnsi="Calibri" w:eastAsia="宋体" w:cs="Calibri"/>
           <w:b/>
           <w:sz w:val="22"/>
         </w:rPr>
-        <w:t>攻击场景</w:t>
+        <w:t>描述</w:t>
       </w:r>
       <w:r>
         <w:rPr>
-          <w:rFonts w:ascii="Calibri" w:hAnsi="Calibri"/>
+          <w:rFonts w:ascii="Calibri" w:hAnsi="Calibri" w:eastAsia="宋体" w:cs="Calibri"/>
           <w:b w:val="0"/>
           <w:sz w:val="22"/>
         </w:rPr>
-        <w:t>: 攻击者若获得源码或二进制访问权限，可直接提取数据库地址、用户名和明文密码，从而未授权访问生产数据库，造成敏感数据泄露。</w:t>
+        <w:t xml:space="preserve">: </w:t>
+      </w:r>
+      <w:r>
+        <w:rPr>
+          <w:rFonts w:ascii="Consolas" w:hAnsi="Consolas" w:eastAsia="宋体" w:cs="Consolas"/>
+          <w:b w:val="0"/>
+          <w:sz w:val="19"/>
+        </w:rPr>
+        <w:t>allocate_buffer(len, 1)</w:t>
+      </w:r>
+      <w:r>
+        <w:rPr>
+          <w:rFonts w:ascii="Calibri" w:hAnsi="Calibri" w:eastAsia="宋体" w:cs="Calibri"/>
+          <w:b w:val="0"/>
+          <w:sz w:val="22"/>
+        </w:rPr>
+        <w:t xml:space="preserve"> 若因整数溢出分配不足，</w:t>
+      </w:r>
+      <w:r>
+        <w:rPr>
+          <w:rFonts w:ascii="Consolas" w:hAnsi="Consolas" w:eastAsia="宋体" w:cs="Consolas"/>
+          <w:b w:val="0"/>
+          <w:sz w:val="19"/>
+        </w:rPr>
+        <w:t>memcpy</w:t>
+      </w:r>
+      <w:r>
+        <w:rPr>
+          <w:rFonts w:ascii="Calibri" w:hAnsi="Calibri" w:eastAsia="宋体" w:cs="Calibri"/>
+          <w:b w:val="0"/>
+          <w:sz w:val="22"/>
+        </w:rPr>
+        <w:t xml:space="preserve"> 将写入超出堆缓冲区边界。</w:t>
       </w:r>
     </w:p>
     <w:p>
@@ -492,15 +702,361 @@
       </w:pPr>
       <w:r>
         <w:rPr>
-          <w:rFonts w:ascii="Calibri" w:hAnsi="Calibri"/>
+          <w:rFonts w:ascii="Calibri" w:hAnsi="Calibri" w:eastAsia="宋体" w:cs="Calibri"/>
           <w:b/>
           <w:sz w:val="22"/>
         </w:rPr>
-        <w:t>修复建议</w:t>
+        <w:t>修复</w:t>
       </w:r>
       <w:r>
         <w:rPr>
-          <w:rFonts w:ascii="Calibri" w:hAnsi="Calibri"/>
+          <w:rFonts w:ascii="Calibri" w:hAnsi="Calibri" w:eastAsia="宋体" w:cs="Calibri"/>
+          <w:b w:val="0"/>
+          <w:sz w:val="22"/>
+        </w:rPr>
+        <w:t xml:space="preserve">: 在 </w:t>
+      </w:r>
+      <w:r>
+        <w:rPr>
+          <w:rFonts w:ascii="Consolas" w:hAnsi="Consolas" w:eastAsia="宋体" w:cs="Consolas"/>
+          <w:b w:val="0"/>
+          <w:sz w:val="19"/>
+        </w:rPr>
+        <w:t>memcpy</w:t>
+      </w:r>
+      <w:r>
+        <w:rPr>
+          <w:rFonts w:ascii="Calibri" w:hAnsi="Calibri" w:eastAsia="宋体" w:cs="Calibri"/>
+          <w:b w:val="0"/>
+          <w:sz w:val="22"/>
+        </w:rPr>
+        <w:t xml:space="preserve"> 前校验实际分配大小 ≥ </w:t>
+      </w:r>
+      <w:r>
+        <w:rPr>
+          <w:rFonts w:ascii="Consolas" w:hAnsi="Consolas" w:eastAsia="宋体" w:cs="Consolas"/>
+          <w:b w:val="0"/>
+          <w:sz w:val="19"/>
+        </w:rPr>
+        <w:t>len</w:t>
+      </w:r>
+      <w:r>
+        <w:rPr>
+          <w:rFonts w:ascii="Calibri" w:hAnsi="Calibri" w:eastAsia="宋体" w:cs="Calibri"/>
+          <w:b w:val="0"/>
+          <w:sz w:val="22"/>
+        </w:rPr>
+        <w:t>。</w:t>
+      </w:r>
+    </w:p>
+    <w:p>
+      <w:pPr>
+        <w:spacing w:before="120" w:after="80"/>
+      </w:pPr>
+      <w:r>
+        <w:rPr>
+          <w:rFonts w:ascii="Calibri" w:hAnsi="Calibri" w:eastAsia="宋体" w:cs="Calibri"/>
+          <w:b/>
+          <w:color w:val="334155"/>
+          <w:sz w:val="26"/>
+        </w:rPr>
+        <w:t>🔴 HIGH — CWE-416 释放后使用（Use-After-Free）</w:t>
+      </w:r>
+    </w:p>
+    <w:p>
+      <w:pPr>
+        <w:spacing w:after="120"/>
+      </w:pPr>
+      <w:r>
+        <w:rPr>
+          <w:rFonts w:ascii="Calibri" w:hAnsi="Calibri" w:eastAsia="宋体" w:cs="Calibri"/>
+          <w:b/>
+          <w:sz w:val="22"/>
+        </w:rPr>
+        <w:t>位置</w:t>
+      </w:r>
+      <w:r>
+        <w:rPr>
+          <w:rFonts w:ascii="Calibri" w:hAnsi="Calibri" w:eastAsia="宋体" w:cs="Calibri"/>
+          <w:b w:val="0"/>
+          <w:sz w:val="22"/>
+        </w:rPr>
+        <w:t xml:space="preserve">: </w:t>
+      </w:r>
+      <w:r>
+        <w:rPr>
+          <w:rFonts w:ascii="Consolas" w:hAnsi="Consolas" w:eastAsia="宋体" w:cs="Consolas"/>
+          <w:b w:val="0"/>
+          <w:sz w:val="19"/>
+        </w:rPr>
+        <w:t>network.c:48</w:t>
+      </w:r>
+    </w:p>
+    <w:p>
+      <w:pPr>
+        <w:spacing w:before="120" w:after="120"/>
+        <w:ind w:left="283"/>
+      </w:pPr>
+      <w:r>
+        <w:rPr>
+          <w:rFonts w:ascii="Consolas" w:hAnsi="Consolas" w:eastAsia="宋体" w:cs="Consolas"/>
+          <w:b w:val="0"/>
+          <w:color w:val="323232"/>
+          <w:sz w:val="18"/>
+        </w:rPr>
+        <w:t>free(buf);   // line 48</w:t>
+      </w:r>
+    </w:p>
+    <w:p>
+      <w:pPr>
+        <w:spacing w:after="60"/>
+        <w:ind w:left="567"/>
+      </w:pPr>
+      <w:r>
+        <w:rPr>
+          <w:rFonts w:ascii="Calibri" w:hAnsi="Calibri" w:eastAsia="宋体" w:cs="Calibri"/>
+          <w:b/>
+          <w:sz w:val="22"/>
+        </w:rPr>
+        <w:t>描述</w:t>
+      </w:r>
+      <w:r>
+        <w:rPr>
+          <w:rFonts w:ascii="Calibri" w:hAnsi="Calibri" w:eastAsia="宋体" w:cs="Calibri"/>
+          <w:b w:val="0"/>
+          <w:sz w:val="22"/>
+        </w:rPr>
+        <w:t xml:space="preserve">: </w:t>
+      </w:r>
+      <w:r>
+        <w:rPr>
+          <w:rFonts w:ascii="Consolas" w:hAnsi="Consolas" w:eastAsia="宋体" w:cs="Consolas"/>
+          <w:b w:val="0"/>
+          <w:sz w:val="19"/>
+        </w:rPr>
+        <w:t>free(buf)</w:t>
+      </w:r>
+      <w:r>
+        <w:rPr>
+          <w:rFonts w:ascii="Calibri" w:hAnsi="Calibri" w:eastAsia="宋体" w:cs="Calibri"/>
+          <w:b w:val="0"/>
+          <w:sz w:val="22"/>
+        </w:rPr>
+        <w:t xml:space="preserve"> 后指针未置 NULL。若后续扩展引用该指针将导致 UAF。</w:t>
+      </w:r>
+    </w:p>
+    <w:p>
+      <w:pPr>
+        <w:spacing w:after="60"/>
+        <w:ind w:left="567"/>
+      </w:pPr>
+      <w:r>
+        <w:rPr>
+          <w:rFonts w:ascii="Calibri" w:hAnsi="Calibri" w:eastAsia="宋体" w:cs="Calibri"/>
+          <w:b/>
+          <w:sz w:val="22"/>
+        </w:rPr>
+        <w:t>修复</w:t>
+      </w:r>
+      <w:r>
+        <w:rPr>
+          <w:rFonts w:ascii="Calibri" w:hAnsi="Calibri" w:eastAsia="宋体" w:cs="Calibri"/>
+          <w:b w:val="0"/>
+          <w:sz w:val="22"/>
+        </w:rPr>
+        <w:t xml:space="preserve">: </w:t>
+      </w:r>
+      <w:r>
+        <w:rPr>
+          <w:rFonts w:ascii="Consolas" w:hAnsi="Consolas" w:eastAsia="宋体" w:cs="Consolas"/>
+          <w:b w:val="0"/>
+          <w:sz w:val="19"/>
+        </w:rPr>
+        <w:t>free(buf); buf = NULL;</w:t>
+      </w:r>
+    </w:p>
+    <w:p>
+      <w:pPr>
+        <w:spacing w:before="120" w:after="80"/>
+      </w:pPr>
+      <w:r>
+        <w:rPr>
+          <w:rFonts w:ascii="Calibri" w:hAnsi="Calibri" w:eastAsia="宋体" w:cs="Calibri"/>
+          <w:b/>
+          <w:color w:val="334155"/>
+          <w:sz w:val="26"/>
+        </w:rPr>
+        <w:t>🟠 MEDIUM — CWE-190 整数溢出</w:t>
+      </w:r>
+    </w:p>
+    <w:p>
+      <w:pPr>
+        <w:spacing w:after="120"/>
+      </w:pPr>
+      <w:r>
+        <w:rPr>
+          <w:rFonts w:ascii="Calibri" w:hAnsi="Calibri" w:eastAsia="宋体" w:cs="Calibri"/>
+          <w:b/>
+          <w:sz w:val="22"/>
+        </w:rPr>
+        <w:t>位置</w:t>
+      </w:r>
+      <w:r>
+        <w:rPr>
+          <w:rFonts w:ascii="Calibri" w:hAnsi="Calibri" w:eastAsia="宋体" w:cs="Calibri"/>
+          <w:b w:val="0"/>
+          <w:sz w:val="22"/>
+        </w:rPr>
+        <w:t xml:space="preserve">: </w:t>
+      </w:r>
+      <w:r>
+        <w:rPr>
+          <w:rFonts w:ascii="Consolas" w:hAnsi="Consolas" w:eastAsia="宋体" w:cs="Consolas"/>
+          <w:b w:val="0"/>
+          <w:sz w:val="19"/>
+        </w:rPr>
+        <w:t>network.c:21</w:t>
+      </w:r>
+    </w:p>
+    <w:p>
+      <w:pPr>
+        <w:spacing w:before="120" w:after="120"/>
+        <w:ind w:left="283"/>
+      </w:pPr>
+      <w:r>
+        <w:rPr>
+          <w:rFonts w:ascii="Consolas" w:hAnsi="Consolas" w:eastAsia="宋体" w:cs="Consolas"/>
+          <w:b w:val="0"/>
+          <w:color w:val="323232"/>
+          <w:sz w:val="18"/>
+        </w:rPr>
+        <w:t>return malloc(count * size);   // line 21</w:t>
+      </w:r>
+    </w:p>
+    <w:p>
+      <w:pPr>
+        <w:spacing w:after="60"/>
+        <w:ind w:left="567"/>
+      </w:pPr>
+      <w:r>
+        <w:rPr>
+          <w:rFonts w:ascii="Calibri" w:hAnsi="Calibri" w:eastAsia="宋体" w:cs="Calibri"/>
+          <w:b/>
+          <w:sz w:val="22"/>
+        </w:rPr>
+        <w:t>描述</w:t>
+      </w:r>
+      <w:r>
+        <w:rPr>
+          <w:rFonts w:ascii="Calibri" w:hAnsi="Calibri" w:eastAsia="宋体" w:cs="Calibri"/>
+          <w:b w:val="0"/>
+          <w:sz w:val="22"/>
+        </w:rPr>
+        <w:t xml:space="preserve">: </w:t>
+      </w:r>
+      <w:r>
+        <w:rPr>
+          <w:rFonts w:ascii="Consolas" w:hAnsi="Consolas" w:eastAsia="宋体" w:cs="Consolas"/>
+          <w:b w:val="0"/>
+          <w:sz w:val="19"/>
+        </w:rPr>
+        <w:t>count * size</w:t>
+      </w:r>
+      <w:r>
+        <w:rPr>
+          <w:rFonts w:ascii="Calibri" w:hAnsi="Calibri" w:eastAsia="宋体" w:cs="Calibri"/>
+          <w:b w:val="0"/>
+          <w:sz w:val="22"/>
+        </w:rPr>
+        <w:t xml:space="preserve"> 为 </w:t>
+      </w:r>
+      <w:r>
+        <w:rPr>
+          <w:rFonts w:ascii="Consolas" w:hAnsi="Consolas" w:eastAsia="宋体" w:cs="Consolas"/>
+          <w:b w:val="0"/>
+          <w:sz w:val="19"/>
+        </w:rPr>
+        <w:t>int</w:t>
+      </w:r>
+      <w:r>
+        <w:rPr>
+          <w:rFonts w:ascii="Calibri" w:hAnsi="Calibri" w:eastAsia="宋体" w:cs="Calibri"/>
+          <w:b w:val="0"/>
+          <w:sz w:val="22"/>
+        </w:rPr>
+        <w:t xml:space="preserve"> 乘法，可能溢出导致分配远小于预期，后续写入触发堆溢出。</w:t>
+      </w:r>
+    </w:p>
+    <w:p>
+      <w:pPr>
+        <w:spacing w:after="60"/>
+        <w:ind w:left="567"/>
+      </w:pPr>
+      <w:r>
+        <w:rPr>
+          <w:rFonts w:ascii="Calibri" w:hAnsi="Calibri" w:eastAsia="宋体" w:cs="Calibri"/>
+          <w:b/>
+          <w:sz w:val="22"/>
+        </w:rPr>
+        <w:t>攻击场景</w:t>
+      </w:r>
+      <w:r>
+        <w:rPr>
+          <w:rFonts w:ascii="Calibri" w:hAnsi="Calibri" w:eastAsia="宋体" w:cs="Calibri"/>
+          <w:b w:val="0"/>
+          <w:sz w:val="22"/>
+        </w:rPr>
+        <w:t xml:space="preserve">: 传入 </w:t>
+      </w:r>
+      <w:r>
+        <w:rPr>
+          <w:rFonts w:ascii="Consolas" w:hAnsi="Consolas" w:eastAsia="宋体" w:cs="Consolas"/>
+          <w:b w:val="0"/>
+          <w:sz w:val="19"/>
+        </w:rPr>
+        <w:t>count</w:t>
+      </w:r>
+      <w:r>
+        <w:rPr>
+          <w:rFonts w:ascii="Calibri" w:hAnsi="Calibri" w:eastAsia="宋体" w:cs="Calibri"/>
+          <w:b w:val="0"/>
+          <w:sz w:val="22"/>
+        </w:rPr>
+        <w:t xml:space="preserve"> 和 </w:t>
+      </w:r>
+      <w:r>
+        <w:rPr>
+          <w:rFonts w:ascii="Consolas" w:hAnsi="Consolas" w:eastAsia="宋体" w:cs="Consolas"/>
+          <w:b w:val="0"/>
+          <w:sz w:val="19"/>
+        </w:rPr>
+        <w:t>size</w:t>
+      </w:r>
+      <w:r>
+        <w:rPr>
+          <w:rFonts w:ascii="Calibri" w:hAnsi="Calibri" w:eastAsia="宋体" w:cs="Calibri"/>
+          <w:b w:val="0"/>
+          <w:sz w:val="22"/>
+        </w:rPr>
+        <w:t xml:space="preserve"> 使乘积溢出为小值，分配小缓冲区后写入大数据。</w:t>
+      </w:r>
+    </w:p>
+    <w:p>
+      <w:pPr>
+        <w:spacing w:after="60"/>
+        <w:ind w:left="567"/>
+      </w:pPr>
+      <w:r>
+        <w:rPr>
+          <w:rFonts w:ascii="Calibri" w:hAnsi="Calibri" w:eastAsia="宋体" w:cs="Calibri"/>
+          <w:b/>
+          <w:sz w:val="22"/>
+        </w:rPr>
+        <w:t>修复</w:t>
+      </w:r>
+      <w:r>
+        <w:rPr>
+          <w:rFonts w:ascii="Calibri" w:hAnsi="Calibri" w:eastAsia="宋体" w:cs="Calibri"/>
           <w:b w:val="0"/>
           <w:sz w:val="22"/>
         </w:rPr>
@@ -514,16 +1070,18 @@
       </w:pPr>
       <w:r>
         <w:rPr>
-          <w:rFonts w:ascii="Consolas" w:hAnsi="Consolas"/>
+          <w:rFonts w:ascii="Consolas" w:hAnsi="Consolas" w:eastAsia="宋体" w:cs="Consolas"/>
           <w:b w:val="0"/>
           <w:color w:val="323232"/>
           <w:sz w:val="18"/>
         </w:rPr>
-        <w:t xml:space="preserve">  // 从环境变量或密钥管理服务读取，而非硬编码</w:t>
+        <w:t>void *allocate_buffer(size_t count, size_t size) {</w:t>
         <w:br/>
-        <w:t xml:space="preserve">  #define DB_CONNECTION_STRING getenv("DB_CONNECTION_STRING")</w:t>
+        <w:t xml:space="preserve">    if (count != 0 &amp;&amp; size &gt; SIZE_MAX / count) return NULL;</w:t>
         <w:br/>
-        <w:t xml:space="preserve">  // 或使用 Vault / AWS Secrets Manager 等密钥管理服务</w:t>
+        <w:t xml:space="preserve">    return malloc(count * size);</w:t>
+        <w:br/>
+        <w:t>}</w:t>
       </w:r>
     </w:p>
     <w:p>
@@ -532,12 +1090,41 @@
       </w:pPr>
       <w:r>
         <w:rPr>
-          <w:rFonts w:ascii="Calibri" w:hAnsi="Calibri"/>
+          <w:rFonts w:ascii="Calibri" w:hAnsi="Calibri" w:eastAsia="宋体" w:cs="Calibri"/>
           <w:b/>
           <w:color w:val="334155"/>
           <w:sz w:val="26"/>
         </w:rPr>
-        <w:t>3.2 🟠 MEDIUM — CWE-215 调试模式开启</w:t>
+        <w:t>🟡 LOW — CWE-476 空指针解引用</w:t>
+      </w:r>
+    </w:p>
+    <w:p>
+      <w:pPr>
+        <w:spacing w:after="120"/>
+      </w:pPr>
+      <w:r>
+        <w:rPr>
+          <w:rFonts w:ascii="Calibri" w:hAnsi="Calibri" w:eastAsia="宋体" w:cs="Calibri"/>
+          <w:b/>
+          <w:sz w:val="22"/>
+        </w:rPr>
+        <w:t>位置</w:t>
+      </w:r>
+      <w:r>
+        <w:rPr>
+          <w:rFonts w:ascii="Calibri" w:hAnsi="Calibri" w:eastAsia="宋体" w:cs="Calibri"/>
+          <w:b w:val="0"/>
+          <w:sz w:val="22"/>
+        </w:rPr>
+        <w:t xml:space="preserve">: </w:t>
+      </w:r>
+      <w:r>
+        <w:rPr>
+          <w:rFonts w:ascii="Consolas" w:hAnsi="Consolas" w:eastAsia="宋体" w:cs="Consolas"/>
+          <w:b w:val="0"/>
+          <w:sz w:val="19"/>
+        </w:rPr>
+        <w:t>network.c:21</w:t>
       </w:r>
     </w:p>
     <w:p>
@@ -547,15 +1134,15 @@
       </w:pPr>
       <w:r>
         <w:rPr>
-          <w:rFonts w:ascii="Calibri" w:hAnsi="Calibri"/>
+          <w:rFonts w:ascii="Calibri" w:hAnsi="Calibri" w:eastAsia="宋体" w:cs="Calibri"/>
           <w:b/>
           <w:sz w:val="22"/>
         </w:rPr>
-        <w:t>位置</w:t>
+        <w:t>描述</w:t>
       </w:r>
       <w:r>
         <w:rPr>
-          <w:rFonts w:ascii="Calibri" w:hAnsi="Calibri"/>
+          <w:rFonts w:ascii="Calibri" w:hAnsi="Calibri" w:eastAsia="宋体" w:cs="Calibri"/>
           <w:b w:val="0"/>
           <w:sz w:val="22"/>
         </w:rPr>
@@ -563,11 +1150,35 @@
       </w:r>
       <w:r>
         <w:rPr>
-          <w:rFonts w:ascii="Consolas" w:hAnsi="Consolas"/>
+          <w:rFonts w:ascii="Consolas" w:hAnsi="Consolas" w:eastAsia="宋体" w:cs="Consolas"/>
           <w:b w:val="0"/>
           <w:sz w:val="19"/>
         </w:rPr>
-        <w:t>config.h:19</w:t>
+        <w:t>allocate_buffer</w:t>
+      </w:r>
+      <w:r>
+        <w:rPr>
+          <w:rFonts w:ascii="Calibri" w:hAnsi="Calibri" w:eastAsia="宋体" w:cs="Calibri"/>
+          <w:b w:val="0"/>
+          <w:sz w:val="22"/>
+        </w:rPr>
+        <w:t xml:space="preserve"> 内 </w:t>
+      </w:r>
+      <w:r>
+        <w:rPr>
+          <w:rFonts w:ascii="Consolas" w:hAnsi="Consolas" w:eastAsia="宋体" w:cs="Consolas"/>
+          <w:b w:val="0"/>
+          <w:sz w:val="19"/>
+        </w:rPr>
+        <w:t>malloc</w:t>
+      </w:r>
+      <w:r>
+        <w:rPr>
+          <w:rFonts w:ascii="Calibri" w:hAnsi="Calibri" w:eastAsia="宋体" w:cs="Calibri"/>
+          <w:b w:val="0"/>
+          <w:sz w:val="22"/>
+        </w:rPr>
+        <w:t xml:space="preserve"> 失败返回 NULL 未处理。</w:t>
       </w:r>
     </w:p>
     <w:p>
@@ -577,160 +1188,33 @@
       </w:pPr>
       <w:r>
         <w:rPr>
-          <w:rFonts w:ascii="Calibri" w:hAnsi="Calibri"/>
+          <w:rFonts w:ascii="Calibri" w:hAnsi="Calibri" w:eastAsia="宋体" w:cs="Calibri"/>
           <w:b/>
           <w:sz w:val="22"/>
         </w:rPr>
-        <w:t>CVSS</w:t>
+        <w:t>修复</w:t>
       </w:r>
       <w:r>
         <w:rPr>
-          <w:rFonts w:ascii="Calibri" w:hAnsi="Calibri"/>
+          <w:rFonts w:ascii="Calibri" w:hAnsi="Calibri" w:eastAsia="宋体" w:cs="Calibri"/>
           <w:b w:val="0"/>
           <w:sz w:val="22"/>
         </w:rPr>
-        <w:t>: 5.0</w:t>
+        <w:t>: 分配后检查返回值。</w:t>
       </w:r>
     </w:p>
     <w:p>
       <w:pPr>
-        <w:spacing w:after="60"/>
-        <w:ind w:left="567"/>
+        <w:spacing w:before="160" w:after="160"/>
       </w:pPr>
       <w:r>
         <w:rPr>
-          <w:rFonts w:ascii="Calibri" w:hAnsi="Calibri"/>
-          <w:b/>
-          <w:sz w:val="22"/>
+          <w:rFonts w:ascii="Calibri" w:hAnsi="Calibri" w:eastAsia="宋体" w:cs="Calibri"/>
+          <w:b w:val="0"/>
+          <w:color w:val="C8C8C8"/>
+          <w:sz w:val="16"/>
         </w:rPr>
-        <w:t>描述</w:t>
-      </w:r>
-      <w:r>
-        <w:rPr>
-          <w:rFonts w:ascii="Calibri" w:hAnsi="Calibri"/>
-          <w:b w:val="0"/>
-          <w:sz w:val="22"/>
-        </w:rPr>
-        <w:t xml:space="preserve">: </w:t>
-      </w:r>
-      <w:r>
-        <w:rPr>
-          <w:rFonts w:ascii="Consolas" w:hAnsi="Consolas"/>
-          <w:b w:val="0"/>
-          <w:sz w:val="19"/>
-        </w:rPr>
-        <w:t>DEBUG_MODE</w:t>
-      </w:r>
-      <w:r>
-        <w:rPr>
-          <w:rFonts w:ascii="Calibri" w:hAnsi="Calibri"/>
-          <w:b w:val="0"/>
-          <w:sz w:val="22"/>
-        </w:rPr>
-        <w:t xml:space="preserve"> 在生产构建中设为 </w:t>
-      </w:r>
-      <w:r>
-        <w:rPr>
-          <w:rFonts w:ascii="Consolas" w:hAnsi="Consolas"/>
-          <w:b w:val="0"/>
-          <w:sz w:val="19"/>
-        </w:rPr>
-        <w:t>1</w:t>
-      </w:r>
-      <w:r>
-        <w:rPr>
-          <w:rFonts w:ascii="Calibri" w:hAnsi="Calibri"/>
-          <w:b w:val="0"/>
-          <w:sz w:val="22"/>
-        </w:rPr>
-        <w:t xml:space="preserve">，会通过 </w:t>
-      </w:r>
-      <w:r>
-        <w:rPr>
-          <w:rFonts w:ascii="Consolas" w:hAnsi="Consolas"/>
-          <w:b w:val="0"/>
-          <w:sz w:val="19"/>
-        </w:rPr>
-        <w:t>printf</w:t>
-      </w:r>
-      <w:r>
-        <w:rPr>
-          <w:rFonts w:ascii="Calibri" w:hAnsi="Calibri"/>
-          <w:b w:val="0"/>
-          <w:sz w:val="22"/>
-        </w:rPr>
-        <w:t xml:space="preserve"> 泄露内部状态和栈信息。</w:t>
-      </w:r>
-    </w:p>
-    <w:p>
-      <w:pPr>
-        <w:spacing w:after="60"/>
-        <w:ind w:left="567"/>
-      </w:pPr>
-      <w:r>
-        <w:rPr>
-          <w:rFonts w:ascii="Calibri" w:hAnsi="Calibri"/>
-          <w:b/>
-          <w:sz w:val="22"/>
-        </w:rPr>
-        <w:t>攻击场景</w:t>
-      </w:r>
-      <w:r>
-        <w:rPr>
-          <w:rFonts w:ascii="Calibri" w:hAnsi="Calibri"/>
-          <w:b w:val="0"/>
-          <w:sz w:val="22"/>
-        </w:rPr>
-        <w:t>: 攻击者可利用调试输出获取内存地址、内部数据结构、堆栈布局等敏感信息，辅助后续攻击（如绕过 ASLR、定位漏洞利用点）。</w:t>
-      </w:r>
-    </w:p>
-    <w:p>
-      <w:pPr>
-        <w:spacing w:after="60"/>
-        <w:ind w:left="567"/>
-      </w:pPr>
-      <w:r>
-        <w:rPr>
-          <w:rFonts w:ascii="Calibri" w:hAnsi="Calibri"/>
-          <w:b/>
-          <w:sz w:val="22"/>
-        </w:rPr>
-        <w:t>修复建议</w:t>
-      </w:r>
-      <w:r>
-        <w:rPr>
-          <w:rFonts w:ascii="Calibri" w:hAnsi="Calibri"/>
-          <w:b w:val="0"/>
-          <w:sz w:val="22"/>
-        </w:rPr>
-        <w:t>:</w:t>
-      </w:r>
-    </w:p>
-    <w:p>
-      <w:pPr>
-        <w:spacing w:before="120" w:after="120"/>
-        <w:ind w:left="283"/>
-      </w:pPr>
-      <w:r>
-        <w:rPr>
-          <w:rFonts w:ascii="Consolas" w:hAnsi="Consolas"/>
-          <w:b w:val="0"/>
-          <w:color w:val="323232"/>
-          <w:sz w:val="18"/>
-        </w:rPr>
-        <w:t xml:space="preserve">  #define DEBUG_MODE 0  // 生产环境关闭</w:t>
-        <w:br/>
-        <w:t xml:space="preserve">  // 或使用条件编译，仅调试构建启用</w:t>
-        <w:br/>
-        <w:t xml:space="preserve">  #ifdef _DEBUG</w:t>
-        <w:br/>
-        <w:t xml:space="preserve">  #define DEBUG_MODE 1</w:t>
-        <w:br/>
-        <w:t xml:space="preserve">  #else</w:t>
-        <w:br/>
-        <w:t xml:space="preserve">  #define DEBUG_MODE 0</w:t>
-        <w:br/>
-        <w:t xml:space="preserve">  #endif</w:t>
+        <w:t>────────────────────────────────────────────────────────────</w:t>
       </w:r>
     </w:p>
     <w:p>
@@ -739,12 +1223,12 @@
       </w:pPr>
       <w:r>
         <w:rPr>
-          <w:rFonts w:ascii="Calibri" w:hAnsi="Calibri"/>
+          <w:rFonts w:ascii="Calibri" w:hAnsi="Calibri" w:eastAsia="宋体" w:cs="Calibri"/>
           <w:b/>
           <w:color w:val="1E293B"/>
           <w:sz w:val="32"/>
         </w:rPr>
-        <w:t>4. 修复优先级建议</w:t>
+        <w:t>三、修复优先级建议</w:t>
       </w:r>
     </w:p>
     <w:p>
@@ -753,7 +1237,7 @@
       </w:pPr>
       <w:r>
         <w:rPr>
-          <w:rFonts w:ascii="Calibri" w:hAnsi="Calibri"/>
+          <w:rFonts w:ascii="Calibri" w:hAnsi="Calibri" w:eastAsia="宋体" w:cs="Calibri"/>
           <w:b w:val="0"/>
           <w:sz w:val="22"/>
         </w:rPr>
@@ -761,7 +1245,7 @@
       </w:r>
       <w:r>
         <w:rPr>
-          <w:rFonts w:ascii="Calibri" w:hAnsi="Calibri"/>
+          <w:rFonts w:ascii="Calibri" w:hAnsi="Calibri" w:eastAsia="宋体" w:cs="Calibri"/>
           <w:b/>
           <w:sz w:val="22"/>
         </w:rPr>
@@ -769,11 +1253,67 @@
       </w:r>
       <w:r>
         <w:rPr>
-          <w:rFonts w:ascii="Calibri" w:hAnsi="Calibri"/>
+          <w:rFonts w:ascii="Calibri" w:hAnsi="Calibri" w:eastAsia="宋体" w:cs="Calibri"/>
           <w:b w:val="0"/>
           <w:sz w:val="22"/>
         </w:rPr>
-        <w:t>（HIGH）: 移除硬编码数据库凭据，改用环境变量或密钥管理服务。</w:t>
+        <w:t>（HIGH）：</w:t>
+      </w:r>
+      <w:r>
+        <w:rPr>
+          <w:rFonts w:ascii="Consolas" w:hAnsi="Consolas" w:eastAsia="宋体" w:cs="Consolas"/>
+          <w:b w:val="0"/>
+          <w:sz w:val="19"/>
+        </w:rPr>
+        <w:t>build_url</w:t>
+      </w:r>
+      <w:r>
+        <w:rPr>
+          <w:rFonts w:ascii="Calibri" w:hAnsi="Calibri" w:eastAsia="宋体" w:cs="Calibri"/>
+          <w:b w:val="0"/>
+          <w:sz w:val="22"/>
+        </w:rPr>
+        <w:t xml:space="preserve"> 的 </w:t>
+      </w:r>
+      <w:r>
+        <w:rPr>
+          <w:rFonts w:ascii="Consolas" w:hAnsi="Consolas" w:eastAsia="宋体" w:cs="Consolas"/>
+          <w:b w:val="0"/>
+          <w:sz w:val="19"/>
+        </w:rPr>
+        <w:t>strcpy</w:t>
+      </w:r>
+      <w:r>
+        <w:rPr>
+          <w:rFonts w:ascii="Calibri" w:hAnsi="Calibri" w:eastAsia="宋体" w:cs="Calibri"/>
+          <w:b w:val="0"/>
+          <w:sz w:val="22"/>
+        </w:rPr>
+        <w:t>/</w:t>
+      </w:r>
+      <w:r>
+        <w:rPr>
+          <w:rFonts w:ascii="Consolas" w:hAnsi="Consolas" w:eastAsia="宋体" w:cs="Consolas"/>
+          <w:b w:val="0"/>
+          <w:sz w:val="19"/>
+        </w:rPr>
+        <w:t>strcat</w:t>
+      </w:r>
+      <w:r>
+        <w:rPr>
+          <w:rFonts w:ascii="Calibri" w:hAnsi="Calibri" w:eastAsia="宋体" w:cs="Calibri"/>
+          <w:b w:val="0"/>
+          <w:sz w:val="22"/>
+        </w:rPr>
+        <w:t xml:space="preserve"> 栈溢出 → 改用 </w:t>
+      </w:r>
+      <w:r>
+        <w:rPr>
+          <w:rFonts w:ascii="Consolas" w:hAnsi="Consolas" w:eastAsia="宋体" w:cs="Consolas"/>
+          <w:b w:val="0"/>
+          <w:sz w:val="19"/>
+        </w:rPr>
+        <w:t>snprintf</w:t>
       </w:r>
     </w:p>
     <w:p>
@@ -782,7 +1322,7 @@
       </w:pPr>
       <w:r>
         <w:rPr>
-          <w:rFonts w:ascii="Calibri" w:hAnsi="Calibri"/>
+          <w:rFonts w:ascii="Calibri" w:hAnsi="Calibri" w:eastAsia="宋体" w:cs="Calibri"/>
           <w:b w:val="0"/>
           <w:sz w:val="22"/>
         </w:rPr>
@@ -790,49 +1330,35 @@
       </w:r>
       <w:r>
         <w:rPr>
-          <w:rFonts w:ascii="Calibri" w:hAnsi="Calibri"/>
+          <w:rFonts w:ascii="Calibri" w:hAnsi="Calibri" w:eastAsia="宋体" w:cs="Calibri"/>
           <w:b/>
           <w:sz w:val="22"/>
         </w:rPr>
-        <w:t>尽快修复</w:t>
+        <w:t>立即修复</w:t>
       </w:r>
       <w:r>
         <w:rPr>
-          <w:rFonts w:ascii="Calibri" w:hAnsi="Calibri"/>
+          <w:rFonts w:ascii="Calibri" w:hAnsi="Calibri" w:eastAsia="宋体" w:cs="Calibri"/>
           <w:b w:val="0"/>
           <w:sz w:val="22"/>
         </w:rPr>
-        <w:t xml:space="preserve">（MEDIUM）: 生产构建关闭 </w:t>
+        <w:t>（HIGH）：</w:t>
       </w:r>
       <w:r>
         <w:rPr>
-          <w:rFonts w:ascii="Consolas" w:hAnsi="Consolas"/>
+          <w:rFonts w:ascii="Consolas" w:hAnsi="Consolas" w:eastAsia="宋体" w:cs="Consolas"/>
           <w:b w:val="0"/>
           <w:sz w:val="19"/>
         </w:rPr>
-        <w:t>DEBUG_MODE</w:t>
+        <w:t>memcpy</w:t>
       </w:r>
       <w:r>
         <w:rPr>
-          <w:rFonts w:ascii="Calibri" w:hAnsi="Calibri"/>
+          <w:rFonts w:ascii="Calibri" w:hAnsi="Calibri" w:eastAsia="宋体" w:cs="Calibri"/>
           <w:b w:val="0"/>
           <w:sz w:val="22"/>
         </w:rPr>
-        <w:t>，避免敏感信息泄露。</w:t>
-      </w:r>
-    </w:p>
-    <w:p>
-      <w:pPr>
-        <w:spacing w:before="120" w:after="80"/>
-      </w:pPr>
-      <w:r>
-        <w:rPr>
-          <w:rFonts w:ascii="Calibri" w:hAnsi="Calibri"/>
-          <w:b/>
-          <w:color w:val="1E293B"/>
-          <w:sz w:val="32"/>
-        </w:rPr>
-        <w:t>5. 结论</w:t>
+        <w:t xml:space="preserve"> 长度校验 → 分配后验证大小</w:t>
       </w:r>
     </w:p>
     <w:p>
@@ -841,19 +1367,132 @@
       </w:pPr>
       <w:r>
         <w:rPr>
-          <w:rFonts w:ascii="Consolas" w:hAnsi="Consolas"/>
+          <w:rFonts w:ascii="Calibri" w:hAnsi="Calibri" w:eastAsia="宋体" w:cs="Calibri"/>
+          <w:b w:val="0"/>
+          <w:sz w:val="22"/>
+        </w:rPr>
+        <w:t xml:space="preserve">3. </w:t>
+      </w:r>
+      <w:r>
+        <w:rPr>
+          <w:rFonts w:ascii="Calibri" w:hAnsi="Calibri" w:eastAsia="宋体" w:cs="Calibri"/>
+          <w:b/>
+          <w:sz w:val="22"/>
+        </w:rPr>
+        <w:t>尽快修复</w:t>
+      </w:r>
+      <w:r>
+        <w:rPr>
+          <w:rFonts w:ascii="Calibri" w:hAnsi="Calibri" w:eastAsia="宋体" w:cs="Calibri"/>
+          <w:b w:val="0"/>
+          <w:sz w:val="22"/>
+        </w:rPr>
+        <w:t>（MEDIUM）：</w:t>
+      </w:r>
+      <w:r>
+        <w:rPr>
+          <w:rFonts w:ascii="Consolas" w:hAnsi="Consolas" w:eastAsia="宋体" w:cs="Consolas"/>
           <w:b w:val="0"/>
           <w:sz w:val="19"/>
         </w:rPr>
-        <w:t>config.h</w:t>
+        <w:t>allocate_buffer</w:t>
       </w:r>
       <w:r>
         <w:rPr>
-          <w:rFonts w:ascii="Calibri" w:hAnsi="Calibri"/>
+          <w:rFonts w:ascii="Calibri" w:hAnsi="Calibri" w:eastAsia="宋体" w:cs="Calibri"/>
           <w:b w:val="0"/>
           <w:sz w:val="22"/>
         </w:rPr>
-        <w:t xml:space="preserve"> 存在 2 个配置类安全漏洞。其中硬编码数据库凭据（CWE-798）风险最高，可能导致生产数据库被未授权访问；调试模式开启（CWE-215）会泄露内部敏感信息。建议按照上述优先级尽快修复，确保生产环境安全。</w:t>
+        <w:t xml:space="preserve"> 整数溢出 → 增加 </w:t>
+      </w:r>
+      <w:r>
+        <w:rPr>
+          <w:rFonts w:ascii="Consolas" w:hAnsi="Consolas" w:eastAsia="宋体" w:cs="Consolas"/>
+          <w:b w:val="0"/>
+          <w:sz w:val="19"/>
+        </w:rPr>
+        <w:t>SIZE_MAX</w:t>
+      </w:r>
+      <w:r>
+        <w:rPr>
+          <w:rFonts w:ascii="Calibri" w:hAnsi="Calibri" w:eastAsia="宋体" w:cs="Calibri"/>
+          <w:b w:val="0"/>
+          <w:sz w:val="22"/>
+        </w:rPr>
+        <w:t xml:space="preserve"> 检查</w:t>
+      </w:r>
+    </w:p>
+    <w:p>
+      <w:pPr>
+        <w:spacing w:after="120"/>
+      </w:pPr>
+      <w:r>
+        <w:rPr>
+          <w:rFonts w:ascii="Calibri" w:hAnsi="Calibri" w:eastAsia="宋体" w:cs="Calibri"/>
+          <w:b w:val="0"/>
+          <w:sz w:val="22"/>
+        </w:rPr>
+        <w:t xml:space="preserve">4. </w:t>
+      </w:r>
+      <w:r>
+        <w:rPr>
+          <w:rFonts w:ascii="Calibri" w:hAnsi="Calibri" w:eastAsia="宋体" w:cs="Calibri"/>
+          <w:b/>
+          <w:sz w:val="22"/>
+        </w:rPr>
+        <w:t>建议修复</w:t>
+      </w:r>
+      <w:r>
+        <w:rPr>
+          <w:rFonts w:ascii="Calibri" w:hAnsi="Calibri" w:eastAsia="宋体" w:cs="Calibri"/>
+          <w:b w:val="0"/>
+          <w:sz w:val="22"/>
+        </w:rPr>
+        <w:t>（LOW）：</w:t>
+      </w:r>
+      <w:r>
+        <w:rPr>
+          <w:rFonts w:ascii="Consolas" w:hAnsi="Consolas" w:eastAsia="宋体" w:cs="Consolas"/>
+          <w:b w:val="0"/>
+          <w:sz w:val="19"/>
+        </w:rPr>
+        <w:t>free</w:t>
+      </w:r>
+      <w:r>
+        <w:rPr>
+          <w:rFonts w:ascii="Calibri" w:hAnsi="Calibri" w:eastAsia="宋体" w:cs="Calibri"/>
+          <w:b w:val="0"/>
+          <w:sz w:val="22"/>
+        </w:rPr>
+        <w:t xml:space="preserve"> 后置 NULL</w:t>
+      </w:r>
+    </w:p>
+    <w:p>
+      <w:pPr>
+        <w:spacing w:before="160" w:after="160"/>
+      </w:pPr>
+      <w:r>
+        <w:rPr>
+          <w:rFonts w:ascii="Calibri" w:hAnsi="Calibri" w:eastAsia="宋体" w:cs="Calibri"/>
+          <w:b w:val="0"/>
+          <w:color w:val="C8C8C8"/>
+          <w:sz w:val="16"/>
+        </w:rPr>
+        <w:t>────────────────────────────────────────────────────────────</w:t>
+      </w:r>
+    </w:p>
+    <w:p>
+      <w:pPr>
+        <w:spacing w:after="120"/>
+      </w:pPr>
+      <w:r>
+        <w:rPr>
+          <w:rFonts w:ascii="Calibri" w:hAnsi="Calibri" w:eastAsia="宋体" w:cs="Calibri"/>
+          <w:b w:val="0"/>
+          <w:i/>
+          <w:sz w:val="22"/>
+        </w:rPr>
+        <w:t>报告由 CoreCoder 安全审计 Agent 自动生成</w:t>
       </w:r>
     </w:p>
     <w:sectPr>
@@ -876,7 +1515,7 @@
     </w:pPr>
     <w:r>
       <w:rPr>
-        <w:rFonts w:ascii="Calibri" w:hAnsi="Calibri"/>
+        <w:rFonts w:ascii="Calibri" w:hAnsi="Calibri" w:eastAsia="宋体" w:cs="Calibri"/>
         <w:b w:val="0"/>
         <w:color w:val="969696"/>
         <w:sz w:val="18"/>
@@ -888,7 +1527,7 @@
     </w:r>
     <w:r>
       <w:rPr>
-        <w:rFonts w:ascii="Calibri" w:hAnsi="Calibri"/>
+        <w:rFonts w:ascii="Calibri" w:hAnsi="Calibri" w:eastAsia="宋体" w:cs="Calibri"/>
         <w:b w:val="0"/>
         <w:color w:val="969696"/>
         <w:sz w:val="18"/>
